--- a/音乐工具开发/BioSound_GVR生物物理表现层增强版平台说明.docx
+++ b/音乐工具开发/BioSound_GVR生物物理表现层增强版平台说明.docx
@@ -125,7 +125,7 @@
           <w:color w:val="627D98"/>
           <w:sz w:val="21"/>
         </w:rPr>
-        <w:t>版本 3.0  |  2026 年 7 月 16 日  |  本地离线连续表现层版</w:t>
+        <w:t>版本 3.2  |  2026 年 7 月 17 日  |  严格调式 + 本地 SoundFont 版</w:t>
       </w:r>
     </w:p>
     <w:p>
@@ -711,7 +711,7 @@
           <w:color w:val="102A43"/>
           <w:sz w:val="22"/>
         </w:rPr>
-        <w:t>网页试听是可叠加的轻量古典乐器频谱近似；出版级音质应把多轨 MIDI 或多谱表 MusicXML 送入 Muse Sounds、专业管弦乐采样库或真实演奏。</w:t>
+        <w:t>网页默认通过 FluidSynth 读取三个本地 SF2 采样库；这是轻量真实采样，不等同于多动态、多奏法的出版级管弦乐库。出版级音质仍建议使用 Muse Sounds、专业采样库或真实演奏。</w:t>
       </w:r>
     </w:p>
     <w:p>
@@ -1272,6 +1272,89 @@
                 <w:color w:val="102A43"/>
                 <w:sz w:val="18"/>
               </w:rPr>
+              <w:t>试听音源</w:t>
+            </w:r>
+          </w:p>
+        </w:tc>
+        <w:tc>
+          <w:tcPr>
+            <w:tcW w:type="dxa" w:w="4810"/>
+            <w:vAlign w:val="center"/>
+            <w:tcMar>
+              <w:top w:w="80" w:type="dxa"/>
+              <w:start w:w="120" w:type="dxa"/>
+              <w:bottom w:w="80" w:type="dxa"/>
+              <w:end w:w="120" w:type="dxa"/>
+            </w:tcMar>
+          </w:tcPr>
+          <w:p>
+            <w:pPr>
+              <w:spacing w:before="0" w:after="0" w:line="276" w:lineRule="auto"/>
+            </w:pPr>
+            <w:r>
+              <w:rPr>
+                <w:rFonts w:ascii="Calibri" w:hAnsi="Calibri" w:eastAsia="Microsoft YaHei"/>
+                <w:b w:val="0"/>
+                <w:color w:val="102A43"/>
+                <w:sz w:val="18"/>
+              </w:rPr>
+              <w:t>SoundFont 2 采样器或程序合成回退</w:t>
+            </w:r>
+          </w:p>
+        </w:tc>
+        <w:tc>
+          <w:tcPr>
+            <w:tcW w:type="dxa" w:w="2800"/>
+            <w:vAlign w:val="center"/>
+            <w:tcMar>
+              <w:top w:w="80" w:type="dxa"/>
+              <w:start w:w="120" w:type="dxa"/>
+              <w:bottom w:w="80" w:type="dxa"/>
+              <w:end w:w="120" w:type="dxa"/>
+            </w:tcMar>
+          </w:tcPr>
+          <w:p>
+            <w:pPr>
+              <w:spacing w:before="0" w:after="0" w:line="276" w:lineRule="auto"/>
+            </w:pPr>
+            <w:r>
+              <w:rPr>
+                <w:rFonts w:ascii="Calibri" w:hAnsi="Calibri" w:eastAsia="Microsoft YaHei"/>
+                <w:b w:val="0"/>
+                <w:color w:val="102A43"/>
+                <w:sz w:val="18"/>
+              </w:rPr>
+              <w:t>默认选择 SoundFont</w:t>
+            </w:r>
+          </w:p>
+        </w:tc>
+      </w:tr>
+      <w:tr>
+        <w:trPr>
+          <w:cantSplit/>
+        </w:trPr>
+        <w:tc>
+          <w:tcPr>
+            <w:tcW w:type="dxa" w:w="1750"/>
+            <w:vAlign w:val="center"/>
+            <w:tcMar>
+              <w:top w:w="80" w:type="dxa"/>
+              <w:start w:w="120" w:type="dxa"/>
+              <w:bottom w:w="80" w:type="dxa"/>
+              <w:end w:w="120" w:type="dxa"/>
+            </w:tcMar>
+          </w:tcPr>
+          <w:p>
+            <w:pPr>
+              <w:spacing w:before="0" w:after="0" w:line="276" w:lineRule="auto"/>
+            </w:pPr>
+            <w:r>
+              <w:rPr>
+                <w:rFonts w:ascii="Calibri" w:hAnsi="Calibri" w:eastAsia="Microsoft YaHei"/>
+                <w:b w:val="0"/>
+                <w:color w:val="102A43"/>
+                <w:sz w:val="18"/>
+              </w:rPr>
               <w:t>调式/音阶</w:t>
             </w:r>
           </w:p>
@@ -1325,6 +1408,89 @@
                 <w:sz w:val="18"/>
               </w:rPr>
               <w:t>影响推荐模式和派生和声</w:t>
+            </w:r>
+          </w:p>
+        </w:tc>
+      </w:tr>
+      <w:tr>
+        <w:trPr>
+          <w:cantSplit/>
+        </w:trPr>
+        <w:tc>
+          <w:tcPr>
+            <w:tcW w:type="dxa" w:w="1750"/>
+            <w:vAlign w:val="center"/>
+            <w:tcMar>
+              <w:top w:w="80" w:type="dxa"/>
+              <w:start w:w="120" w:type="dxa"/>
+              <w:bottom w:w="80" w:type="dxa"/>
+              <w:end w:w="120" w:type="dxa"/>
+            </w:tcMar>
+          </w:tcPr>
+          <w:p>
+            <w:pPr>
+              <w:spacing w:before="0" w:after="0" w:line="276" w:lineRule="auto"/>
+            </w:pPr>
+            <w:r>
+              <w:rPr>
+                <w:rFonts w:ascii="Calibri" w:hAnsi="Calibri" w:eastAsia="Microsoft YaHei"/>
+                <w:b w:val="0"/>
+                <w:color w:val="102A43"/>
+                <w:sz w:val="18"/>
+              </w:rPr>
+              <w:t>主音（Tonic）</w:t>
+            </w:r>
+          </w:p>
+        </w:tc>
+        <w:tc>
+          <w:tcPr>
+            <w:tcW w:type="dxa" w:w="4810"/>
+            <w:vAlign w:val="center"/>
+            <w:tcMar>
+              <w:top w:w="80" w:type="dxa"/>
+              <w:start w:w="120" w:type="dxa"/>
+              <w:bottom w:w="80" w:type="dxa"/>
+              <w:end w:w="120" w:type="dxa"/>
+            </w:tcMar>
+          </w:tcPr>
+          <w:p>
+            <w:pPr>
+              <w:spacing w:before="0" w:after="0" w:line="276" w:lineRule="auto"/>
+            </w:pPr>
+            <w:r>
+              <w:rPr>
+                <w:rFonts w:ascii="Calibri" w:hAnsi="Calibri" w:eastAsia="Microsoft YaHei"/>
+                <w:b w:val="0"/>
+                <w:color w:val="102A43"/>
+                <w:sz w:val="18"/>
+              </w:rPr>
+              <w:t>C 至 B 的 12 个半音位置</w:t>
+            </w:r>
+          </w:p>
+        </w:tc>
+        <w:tc>
+          <w:tcPr>
+            <w:tcW w:type="dxa" w:w="2800"/>
+            <w:vAlign w:val="center"/>
+            <w:tcMar>
+              <w:top w:w="80" w:type="dxa"/>
+              <w:start w:w="120" w:type="dxa"/>
+              <w:bottom w:w="80" w:type="dxa"/>
+              <w:end w:w="120" w:type="dxa"/>
+            </w:tcMar>
+          </w:tcPr>
+          <w:p>
+            <w:pPr>
+              <w:spacing w:before="0" w:after="0" w:line="276" w:lineRule="auto"/>
+            </w:pPr>
+            <w:r>
+              <w:rPr>
+                <w:rFonts w:ascii="Calibri" w:hAnsi="Calibri" w:eastAsia="Microsoft YaHei"/>
+                <w:b w:val="0"/>
+                <w:color w:val="102A43"/>
+                <w:sz w:val="18"/>
+              </w:rPr>
+              <w:t>与调式共同定义唯一允许音级集合</w:t>
             </w:r>
           </w:p>
         </w:tc>
@@ -2396,7 +2562,7 @@
           <w:color w:val="102A43"/>
           <w:sz w:val="22"/>
         </w:rPr>
-        <w:t>网页生成 22.05 kHz、16 位、双声道 WAV。六个声部按各自起拍叠加，具有固定的古典乐器角色和基础舞台位置；PDB x 坐标在该基础上施加局部空间偏移。音频最长默认 150 秒，超出时仅试听被截断，MIDI、MusicXML 和 Trace 仍保留全部事件。</w:t>
+        <w:t>网页默认生成 44.1 kHz、16 位、双声道 SoundFont WAV。六个声部由独立 FluidSynth 通道驱动 SF2 preset；PDB x 坐标通过 CC10 在基础舞台位置上施加局部偏移。音频最长默认 150 秒，超出时仅试听被截断，MIDI、MusicXML 和 Trace 仍保留全部事件。若用户主动选择程序合成回退，采样率为 22.05 kHz。</w:t>
       </w:r>
     </w:p>
     <w:p>
@@ -3759,7 +3925,7 @@
           <w:color w:val="102A43"/>
           <w:sz w:val="22"/>
         </w:rPr>
-        <w:t>对每条链的 CA 坐标先减去质心。x 坐标按该链的 x 轴跨度归一化到 [-1, 1]：-1 为左，0 为中央，+1 为右。网页 WAV 使用等功率声像：left = cos((pan+1)π/4)，right = sin((pan+1)π/4)。因此耳机中左右能量连续变化，而不是简单开关。</w:t>
+        <w:t>对每条链的 CA 坐标先减去质心。x 坐标按该链的 x 轴跨度归一化到 [-1, 1]：-1 为左，0 为中央，+1 为右。SoundFont WAV 将其换算为 MIDI CC10 的 0–127 连续声像；程序合成回退使用等功率公式 left = cos((pan+1)π/4)、right = sin((pan+1)π/4)。</w:t>
       </w:r>
     </w:p>
     <w:p>
@@ -5003,7 +5169,21 @@
           <w:color w:val="102A43"/>
           <w:sz w:val="22"/>
         </w:rPr>
-        <w:t>调式影响推荐模式的音级集合以及低音/和声派生。实验性十二音列的 V1 载体不受调式量化，但圆号、中提琴和大提琴仍可使用所选调式组织艺术层。</w:t>
+        <w:t>推荐模式把调式定义为硬约束而不是风格提示。允许集合为 P = {(root_midi + s) mod 12 | s 属于所选音阶间隔表}。例如 C 多利亚只允许 C、D、E♭、F、G、A、B♭；D 多利亚则允许 D、E、F、G、A、B、C。主音改变时，整套音级集合随之等距移调。</w:t>
+      </w:r>
+    </w:p>
+    <w:p>
+      <w:pPr>
+        <w:spacing w:after="120" w:line="300" w:lineRule="auto"/>
+      </w:pPr>
+      <w:r>
+        <w:rPr>
+          <w:rFonts w:ascii="Calibri" w:hAnsi="Calibri" w:eastAsia="Microsoft YaHei"/>
+          <w:i w:val="0"/>
+          <w:color w:val="102A43"/>
+          <w:sz w:val="22"/>
+        </w:rPr>
+        <w:t>严格范围覆盖 V1 主旋律、V2 小提琴对位、V3 大提琴、V4 圆号、V5 中提琴、V6 竖琴以及 NMA 三个持续背景音。文献复现与实验性十二音列保留各自音高逻辑，网页会禁用调式/主音控件，避免造成‘已经量化’的误解。</w:t>
       </w:r>
     </w:p>
     <w:p>
@@ -7602,7 +7782,7 @@
           <w:color w:val="102A43"/>
           <w:sz w:val="22"/>
         </w:rPr>
-        <w:t>对位：按 2–3 个主旋律事件抽取锚点，延迟 0.5 拍；普通调式采用三度及反向音区，十二音列采用 I 形式的对应位置。</w:t>
+        <w:t>对位：按 2–3 个主旋律事件抽取锚点，延迟 0.5 拍；推荐模式不再减固定 3/4 个半音，而是沿当前调式移动正/负两个音级（调式内三度）并采用反向音区；十二音列采用 I 形式的对应位置。</w:t>
       </w:r>
     </w:p>
     <w:p>
@@ -7647,7 +7827,22 @@
           <w:color w:val="102A43"/>
           <w:sz w:val="22"/>
         </w:rPr>
-        <w:t>竖琴：在二级结构变化、接触度峰、数值显著峰或短语起点演奏三音短琶音，作为可听的结构标记。</w:t>
+        <w:t>竖琴：在二级结构变化、接触度峰、数值显著峰或短语起点，以父音为第一音，沿调式取第 3 与第 5 音级构成三音短琶音；不再从任意父音叠加固定半音距离。</w:t>
+      </w:r>
+    </w:p>
+    <w:p>
+      <w:pPr>
+        <w:pStyle w:val="ListBullet"/>
+        <w:spacing w:after="80" w:line="300" w:lineRule="auto"/>
+        <w:ind w:left="540" w:hanging="271"/>
+      </w:pPr>
+      <w:r>
+        <w:rPr>
+          <w:rFonts w:ascii="Calibri" w:hAnsi="Calibri" w:eastAsia="Microsoft YaHei"/>
+          <w:color w:val="102A43"/>
+          <w:sz w:val="22"/>
+        </w:rPr>
+        <w:t>NMA：前三个可听化低模态先折叠到 MIDI 36–59，再投影到最近的允许音级；因此持续背景不会与所选调式产生非预期半音冲突。</w:t>
       </w:r>
     </w:p>
     <w:p>
@@ -7655,7 +7850,7 @@
         <w:pStyle w:val="Heading2"/>
       </w:pPr>
       <w:r>
-        <w:t>8.7 网页音色模型与厅堂反射</w:t>
+        <w:t>8.7 SoundFont 采样器、音色库与许可</w:t>
       </w:r>
     </w:p>
     <w:p>
@@ -7669,7 +7864,7 @@
           <w:color w:val="102A43"/>
           <w:sz w:val="22"/>
         </w:rPr>
-        <w:t>WAV 试听不依赖大型 SoundFont，而是用古典乐器典型谐波结构作轻量加法合成：长笛以基频为主，单簧管突出奇次谐波，双簧管具有较丰富高次谐波，弦乐采用递减谐波并加入轻微揉弦，圆号与大管突出低次谐波，竖琴使用指数衰减拨弦包络。六声部使用不同增益，混合后加入 37 ms 与 71 ms 的克制早期反射。</w:t>
+        <w:t>默认 WAV 不再由谐波公式冒充乐器，而是由 sf2-loader 内含的 FluidSynth 引擎读取本地 SF2 样本。每个作品声部占用独立通道；程序号、CC1/10/74/91/93、note-on 和按 gate_ratio 计算的 note-off 都按事件时间表送入采样器。</w:t>
       </w:r>
     </w:p>
     <w:p>
@@ -7683,7 +7878,525 @@
           <w:color w:val="102A43"/>
           <w:sz w:val="22"/>
         </w:rPr>
-        <w:t>这能提供古典配器方向的本地预览，但不等于真实乐团采样。多轨 MIDI 可驱动 Muse Sounds、Kontakt、BBC Symphony Orchestra 等音源；多谱表 MusicXML 可在 MuseScore/Sibelius 中排总谱、分谱和进一步人工配器。</w:t>
+        <w:t>CC10 声像与 note-off 门限由 FluidSynth 直接执行；CC1/74/91/93 的实际听觉强度还取决于该 SF2 是否定义了相应调制器。Trace 和 MIDI 仍会完整保存这些控制值，因此换用支持更完整的专业库后无需重新计算生物映射。</w:t>
+      </w:r>
+    </w:p>
+    <w:tbl>
+      <w:tblPr>
+        <w:tblStyle w:val="TableGrid"/>
+        <w:tblW w:type="dxa" w:w="9360"/>
+        <w:jc w:val="left"/>
+        <w:tblLayout w:type="fixed"/>
+        <w:tblLook w:firstColumn="1" w:firstRow="1" w:lastColumn="0" w:lastRow="0" w:noHBand="0" w:noVBand="1" w:val="04A0"/>
+        <w:tblInd w:w="120" w:type="dxa"/>
+      </w:tblPr>
+      <w:tblGrid>
+        <w:gridCol w:w="2800"/>
+        <w:gridCol w:w="1150"/>
+        <w:gridCol w:w="3100"/>
+        <w:gridCol w:w="2310"/>
+      </w:tblGrid>
+      <w:tr>
+        <w:trPr>
+          <w:cantSplit/>
+          <w:tblHeader w:val="true"/>
+        </w:trPr>
+        <w:tc>
+          <w:tcPr>
+            <w:tcW w:type="dxa" w:w="2800"/>
+            <w:vAlign w:val="center"/>
+            <w:tcMar>
+              <w:top w:w="80" w:type="dxa"/>
+              <w:start w:w="120" w:type="dxa"/>
+              <w:bottom w:w="80" w:type="dxa"/>
+              <w:end w:w="120" w:type="dxa"/>
+            </w:tcMar>
+            <w:shd w:fill="E8EEF5"/>
+          </w:tcPr>
+          <w:p>
+            <w:pPr>
+              <w:spacing w:before="0" w:after="0" w:line="276" w:lineRule="auto"/>
+            </w:pPr>
+            <w:r>
+              <w:rPr>
+                <w:rFonts w:ascii="Calibri" w:hAnsi="Calibri" w:eastAsia="Microsoft YaHei"/>
+                <w:b/>
+                <w:color w:val="102A43"/>
+                <w:sz w:val="17"/>
+              </w:rPr>
+              <w:t>SF2 文件</w:t>
+            </w:r>
+          </w:p>
+        </w:tc>
+        <w:tc>
+          <w:tcPr>
+            <w:tcW w:type="dxa" w:w="1150"/>
+            <w:vAlign w:val="center"/>
+            <w:tcMar>
+              <w:top w:w="80" w:type="dxa"/>
+              <w:start w:w="120" w:type="dxa"/>
+              <w:bottom w:w="80" w:type="dxa"/>
+              <w:end w:w="120" w:type="dxa"/>
+            </w:tcMar>
+            <w:shd w:fill="E8EEF5"/>
+          </w:tcPr>
+          <w:p>
+            <w:pPr>
+              <w:spacing w:before="0" w:after="0" w:line="276" w:lineRule="auto"/>
+            </w:pPr>
+            <w:r>
+              <w:rPr>
+                <w:rFonts w:ascii="Calibri" w:hAnsi="Calibri" w:eastAsia="Microsoft YaHei"/>
+                <w:b/>
+                <w:color w:val="102A43"/>
+                <w:sz w:val="17"/>
+              </w:rPr>
+              <w:t>体积</w:t>
+            </w:r>
+          </w:p>
+        </w:tc>
+        <w:tc>
+          <w:tcPr>
+            <w:tcW w:type="dxa" w:w="3100"/>
+            <w:vAlign w:val="center"/>
+            <w:tcMar>
+              <w:top w:w="80" w:type="dxa"/>
+              <w:start w:w="120" w:type="dxa"/>
+              <w:bottom w:w="80" w:type="dxa"/>
+              <w:end w:w="120" w:type="dxa"/>
+            </w:tcMar>
+            <w:shd w:fill="E8EEF5"/>
+          </w:tcPr>
+          <w:p>
+            <w:pPr>
+              <w:spacing w:before="0" w:after="0" w:line="276" w:lineRule="auto"/>
+            </w:pPr>
+            <w:r>
+              <w:rPr>
+                <w:rFonts w:ascii="Calibri" w:hAnsi="Calibri" w:eastAsia="Microsoft YaHei"/>
+                <w:b/>
+                <w:color w:val="102A43"/>
+                <w:sz w:val="17"/>
+              </w:rPr>
+              <w:t>实际用途</w:t>
+            </w:r>
+          </w:p>
+        </w:tc>
+        <w:tc>
+          <w:tcPr>
+            <w:tcW w:type="dxa" w:w="2310"/>
+            <w:vAlign w:val="center"/>
+            <w:tcMar>
+              <w:top w:w="80" w:type="dxa"/>
+              <w:start w:w="120" w:type="dxa"/>
+              <w:bottom w:w="80" w:type="dxa"/>
+              <w:end w:w="120" w:type="dxa"/>
+            </w:tcMar>
+            <w:shd w:fill="E8EEF5"/>
+          </w:tcPr>
+          <w:p>
+            <w:pPr>
+              <w:spacing w:before="0" w:after="0" w:line="276" w:lineRule="auto"/>
+            </w:pPr>
+            <w:r>
+              <w:rPr>
+                <w:rFonts w:ascii="Calibri" w:hAnsi="Calibri" w:eastAsia="Microsoft YaHei"/>
+                <w:b/>
+                <w:color w:val="102A43"/>
+                <w:sz w:val="17"/>
+              </w:rPr>
+              <w:t>来源与许可</w:t>
+            </w:r>
+          </w:p>
+        </w:tc>
+      </w:tr>
+      <w:tr>
+        <w:trPr>
+          <w:cantSplit/>
+        </w:trPr>
+        <w:tc>
+          <w:tcPr>
+            <w:tcW w:type="dxa" w:w="2800"/>
+            <w:vAlign w:val="center"/>
+            <w:tcMar>
+              <w:top w:w="80" w:type="dxa"/>
+              <w:start w:w="120" w:type="dxa"/>
+              <w:bottom w:w="80" w:type="dxa"/>
+              <w:end w:w="120" w:type="dxa"/>
+            </w:tcMar>
+          </w:tcPr>
+          <w:p>
+            <w:pPr>
+              <w:spacing w:before="0" w:after="0" w:line="276" w:lineRule="auto"/>
+            </w:pPr>
+            <w:r>
+              <w:rPr>
+                <w:rFonts w:ascii="Calibri" w:hAnsi="Calibri" w:eastAsia="Microsoft YaHei"/>
+                <w:b w:val="0"/>
+                <w:color w:val="102A43"/>
+                <w:sz w:val="17"/>
+              </w:rPr>
+              <w:t>TimGM.sf2</w:t>
+            </w:r>
+          </w:p>
+        </w:tc>
+        <w:tc>
+          <w:tcPr>
+            <w:tcW w:type="dxa" w:w="1150"/>
+            <w:vAlign w:val="center"/>
+            <w:tcMar>
+              <w:top w:w="80" w:type="dxa"/>
+              <w:start w:w="120" w:type="dxa"/>
+              <w:bottom w:w="80" w:type="dxa"/>
+              <w:end w:w="120" w:type="dxa"/>
+            </w:tcMar>
+          </w:tcPr>
+          <w:p>
+            <w:pPr>
+              <w:spacing w:before="0" w:after="0" w:line="276" w:lineRule="auto"/>
+            </w:pPr>
+            <w:r>
+              <w:rPr>
+                <w:rFonts w:ascii="Calibri" w:hAnsi="Calibri" w:eastAsia="Microsoft YaHei"/>
+                <w:b w:val="0"/>
+                <w:color w:val="102A43"/>
+                <w:sz w:val="17"/>
+              </w:rPr>
+              <w:t>5.69 MiB</w:t>
+            </w:r>
+          </w:p>
+        </w:tc>
+        <w:tc>
+          <w:tcPr>
+            <w:tcW w:type="dxa" w:w="3100"/>
+            <w:vAlign w:val="center"/>
+            <w:tcMar>
+              <w:top w:w="80" w:type="dxa"/>
+              <w:start w:w="120" w:type="dxa"/>
+              <w:bottom w:w="80" w:type="dxa"/>
+              <w:end w:w="120" w:type="dxa"/>
+            </w:tcMar>
+          </w:tcPr>
+          <w:p>
+            <w:pPr>
+              <w:spacing w:before="0" w:after="0" w:line="276" w:lineRule="auto"/>
+            </w:pPr>
+            <w:r>
+              <w:rPr>
+                <w:rFonts w:ascii="Calibri" w:hAnsi="Calibri" w:eastAsia="Microsoft YaHei"/>
+                <w:b w:val="0"/>
+                <w:color w:val="102A43"/>
+                <w:sz w:val="17"/>
+              </w:rPr>
+              <w:t>长笛、双簧管、大管、弦乐、圆号；NMA 低弦/圆号背景</w:t>
+            </w:r>
+          </w:p>
+        </w:tc>
+        <w:tc>
+          <w:tcPr>
+            <w:tcW w:type="dxa" w:w="2310"/>
+            <w:vAlign w:val="center"/>
+            <w:tcMar>
+              <w:top w:w="80" w:type="dxa"/>
+              <w:start w:w="120" w:type="dxa"/>
+              <w:bottom w:w="80" w:type="dxa"/>
+              <w:end w:w="120" w:type="dxa"/>
+            </w:tcMar>
+          </w:tcPr>
+          <w:p>
+            <w:pPr>
+              <w:spacing w:before="0" w:after="0" w:line="276" w:lineRule="auto"/>
+            </w:pPr>
+            <w:r>
+              <w:rPr>
+                <w:rFonts w:ascii="Calibri" w:hAnsi="Calibri" w:eastAsia="Microsoft YaHei"/>
+                <w:b w:val="0"/>
+                <w:color w:val="102A43"/>
+                <w:sz w:val="17"/>
+              </w:rPr>
+              <w:t>Debian TimGM6mb；GPLv2</w:t>
+            </w:r>
+          </w:p>
+        </w:tc>
+      </w:tr>
+      <w:tr>
+        <w:trPr>
+          <w:cantSplit/>
+        </w:trPr>
+        <w:tc>
+          <w:tcPr>
+            <w:tcW w:type="dxa" w:w="2800"/>
+            <w:vAlign w:val="center"/>
+            <w:tcMar>
+              <w:top w:w="80" w:type="dxa"/>
+              <w:start w:w="120" w:type="dxa"/>
+              <w:bottom w:w="80" w:type="dxa"/>
+              <w:end w:w="120" w:type="dxa"/>
+            </w:tcMar>
+          </w:tcPr>
+          <w:p>
+            <w:pPr>
+              <w:spacing w:before="0" w:after="0" w:line="276" w:lineRule="auto"/>
+            </w:pPr>
+            <w:r>
+              <w:rPr>
+                <w:rFonts w:ascii="Calibri" w:hAnsi="Calibri" w:eastAsia="Microsoft YaHei"/>
+                <w:b w:val="0"/>
+                <w:color w:val="102A43"/>
+                <w:sz w:val="17"/>
+              </w:rPr>
+              <w:t>Clarinet-20190818.sf2</w:t>
+            </w:r>
+          </w:p>
+        </w:tc>
+        <w:tc>
+          <w:tcPr>
+            <w:tcW w:type="dxa" w:w="1150"/>
+            <w:vAlign w:val="center"/>
+            <w:tcMar>
+              <w:top w:w="80" w:type="dxa"/>
+              <w:start w:w="120" w:type="dxa"/>
+              <w:bottom w:w="80" w:type="dxa"/>
+              <w:end w:w="120" w:type="dxa"/>
+            </w:tcMar>
+          </w:tcPr>
+          <w:p>
+            <w:pPr>
+              <w:spacing w:before="0" w:after="0" w:line="276" w:lineRule="auto"/>
+            </w:pPr>
+            <w:r>
+              <w:rPr>
+                <w:rFonts w:ascii="Calibri" w:hAnsi="Calibri" w:eastAsia="Microsoft YaHei"/>
+                <w:b w:val="0"/>
+                <w:color w:val="102A43"/>
+                <w:sz w:val="17"/>
+              </w:rPr>
+              <w:t>7.05 MiB</w:t>
+            </w:r>
+          </w:p>
+        </w:tc>
+        <w:tc>
+          <w:tcPr>
+            <w:tcW w:type="dxa" w:w="3100"/>
+            <w:vAlign w:val="center"/>
+            <w:tcMar>
+              <w:top w:w="80" w:type="dxa"/>
+              <w:start w:w="120" w:type="dxa"/>
+              <w:bottom w:w="80" w:type="dxa"/>
+              <w:end w:w="120" w:type="dxa"/>
+            </w:tcMar>
+          </w:tcPr>
+          <w:p>
+            <w:pPr>
+              <w:spacing w:before="0" w:after="0" w:line="276" w:lineRule="auto"/>
+            </w:pPr>
+            <w:r>
+              <w:rPr>
+                <w:rFonts w:ascii="Calibri" w:hAnsi="Calibri" w:eastAsia="Microsoft YaHei"/>
+                <w:b w:val="0"/>
+                <w:color w:val="102A43"/>
+                <w:sz w:val="17"/>
+              </w:rPr>
+              <w:t>单簧管主旋律</w:t>
+            </w:r>
+          </w:p>
+        </w:tc>
+        <w:tc>
+          <w:tcPr>
+            <w:tcW w:type="dxa" w:w="2310"/>
+            <w:vAlign w:val="center"/>
+            <w:tcMar>
+              <w:top w:w="80" w:type="dxa"/>
+              <w:start w:w="120" w:type="dxa"/>
+              <w:bottom w:w="80" w:type="dxa"/>
+              <w:end w:w="120" w:type="dxa"/>
+            </w:tcMar>
+          </w:tcPr>
+          <w:p>
+            <w:pPr>
+              <w:spacing w:before="0" w:after="0" w:line="276" w:lineRule="auto"/>
+            </w:pPr>
+            <w:r>
+              <w:rPr>
+                <w:rFonts w:ascii="Calibri" w:hAnsi="Calibri" w:eastAsia="Microsoft YaHei"/>
+                <w:b w:val="0"/>
+                <w:color w:val="102A43"/>
+                <w:sz w:val="17"/>
+              </w:rPr>
+              <w:t>FreePats；CC0 1.0</w:t>
+            </w:r>
+          </w:p>
+        </w:tc>
+      </w:tr>
+      <w:tr>
+        <w:trPr>
+          <w:cantSplit/>
+        </w:trPr>
+        <w:tc>
+          <w:tcPr>
+            <w:tcW w:type="dxa" w:w="2800"/>
+            <w:vAlign w:val="center"/>
+            <w:tcMar>
+              <w:top w:w="80" w:type="dxa"/>
+              <w:start w:w="120" w:type="dxa"/>
+              <w:bottom w:w="80" w:type="dxa"/>
+              <w:end w:w="120" w:type="dxa"/>
+            </w:tcMar>
+          </w:tcPr>
+          <w:p>
+            <w:pPr>
+              <w:spacing w:before="0" w:after="0" w:line="276" w:lineRule="auto"/>
+            </w:pPr>
+            <w:r>
+              <w:rPr>
+                <w:rFonts w:ascii="Calibri" w:hAnsi="Calibri" w:eastAsia="Microsoft YaHei"/>
+                <w:b w:val="0"/>
+                <w:color w:val="102A43"/>
+                <w:sz w:val="17"/>
+              </w:rPr>
+              <w:t>ConcertHarp-small-20200702.sf2</w:t>
+            </w:r>
+          </w:p>
+        </w:tc>
+        <w:tc>
+          <w:tcPr>
+            <w:tcW w:type="dxa" w:w="1150"/>
+            <w:vAlign w:val="center"/>
+            <w:tcMar>
+              <w:top w:w="80" w:type="dxa"/>
+              <w:start w:w="120" w:type="dxa"/>
+              <w:bottom w:w="80" w:type="dxa"/>
+              <w:end w:w="120" w:type="dxa"/>
+            </w:tcMar>
+          </w:tcPr>
+          <w:p>
+            <w:pPr>
+              <w:spacing w:before="0" w:after="0" w:line="276" w:lineRule="auto"/>
+            </w:pPr>
+            <w:r>
+              <w:rPr>
+                <w:rFonts w:ascii="Calibri" w:hAnsi="Calibri" w:eastAsia="Microsoft YaHei"/>
+                <w:b w:val="0"/>
+                <w:color w:val="102A43"/>
+                <w:sz w:val="17"/>
+              </w:rPr>
+              <w:t>8.81 MiB</w:t>
+            </w:r>
+          </w:p>
+        </w:tc>
+        <w:tc>
+          <w:tcPr>
+            <w:tcW w:type="dxa" w:w="3100"/>
+            <w:vAlign w:val="center"/>
+            <w:tcMar>
+              <w:top w:w="80" w:type="dxa"/>
+              <w:start w:w="120" w:type="dxa"/>
+              <w:bottom w:w="80" w:type="dxa"/>
+              <w:end w:w="120" w:type="dxa"/>
+            </w:tcMar>
+          </w:tcPr>
+          <w:p>
+            <w:pPr>
+              <w:spacing w:before="0" w:after="0" w:line="276" w:lineRule="auto"/>
+            </w:pPr>
+            <w:r>
+              <w:rPr>
+                <w:rFonts w:ascii="Calibri" w:hAnsi="Calibri" w:eastAsia="Microsoft YaHei"/>
+                <w:b w:val="0"/>
+                <w:color w:val="102A43"/>
+                <w:sz w:val="17"/>
+              </w:rPr>
+              <w:t>竖琴主旋律与结构重音</w:t>
+            </w:r>
+          </w:p>
+        </w:tc>
+        <w:tc>
+          <w:tcPr>
+            <w:tcW w:type="dxa" w:w="2310"/>
+            <w:vAlign w:val="center"/>
+            <w:tcMar>
+              <w:top w:w="80" w:type="dxa"/>
+              <w:start w:w="120" w:type="dxa"/>
+              <w:bottom w:w="80" w:type="dxa"/>
+              <w:end w:w="120" w:type="dxa"/>
+            </w:tcMar>
+          </w:tcPr>
+          <w:p>
+            <w:pPr>
+              <w:spacing w:before="0" w:after="0" w:line="276" w:lineRule="auto"/>
+            </w:pPr>
+            <w:r>
+              <w:rPr>
+                <w:rFonts w:ascii="Calibri" w:hAnsi="Calibri" w:eastAsia="Microsoft YaHei"/>
+                <w:b w:val="0"/>
+                <w:color w:val="102A43"/>
+                <w:sz w:val="17"/>
+              </w:rPr>
+              <w:t>FreePats/VCSL；CC0 1.0</w:t>
+            </w:r>
+          </w:p>
+        </w:tc>
+      </w:tr>
+    </w:tbl>
+    <w:p>
+      <w:pPr>
+        <w:spacing w:after="40"/>
+      </w:pPr>
+    </w:p>
+    <w:p>
+      <w:pPr>
+        <w:spacing w:after="120" w:line="300" w:lineRule="auto"/>
+      </w:pPr>
+      <w:r>
+        <w:rPr>
+          <w:rFonts w:ascii="Calibri" w:hAnsi="Calibri" w:eastAsia="Microsoft YaHei"/>
+          <w:i w:val="0"/>
+          <w:color w:val="102A43"/>
+          <w:sz w:val="22"/>
+        </w:rPr>
+        <w:t>来源页面：https://freepats.zenvoid.org/Reed/clarinet.html；https://freepats.zenvoid.org/OrchestralStrings/harp.html；https://packages.debian.org/source/bullseye/timgm6mb-soundfont。完整哈希和第三方声明保存在 assets/soundfonts/THIRD_PARTY_NOTICES.md。</w:t>
+      </w:r>
+    </w:p>
+    <w:p>
+      <w:pPr>
+        <w:spacing w:after="120" w:line="300" w:lineRule="auto"/>
+      </w:pPr>
+      <w:r>
+        <w:rPr>
+          <w:rFonts w:ascii="Calibri" w:hAnsi="Calibri" w:eastAsia="Microsoft YaHei"/>
+          <w:i w:val="0"/>
+          <w:color w:val="102A43"/>
+          <w:sz w:val="22"/>
+        </w:rPr>
+        <w:t>运行时使用 sf2-loader 1.29 及其 FluidSynth 组件，两者采用 LGPL-2.1-or-later。SF2 文件本身的许可独立计算：两个 FreePats 文件为 CC0，TimGM6mb 为 GPLv2。</w:t>
+      </w:r>
+    </w:p>
+    <w:p>
+      <w:pPr>
+        <w:spacing w:after="120" w:line="300" w:lineRule="auto"/>
+      </w:pPr>
+      <w:r>
+        <w:rPr>
+          <w:rFonts w:ascii="Calibri" w:hAnsi="Calibri" w:eastAsia="Microsoft YaHei"/>
+          <w:i w:val="0"/>
+          <w:color w:val="102A43"/>
+          <w:sz w:val="22"/>
+        </w:rPr>
+        <w:t>启动时平台检查文件体积以及 RIFF/sfbk 文件头。缺失、下载成 HTML 错误页或 FluidSynth 无法选择 preset 时，默认记录 soundfont_error 并降级到程序合成；用户也可主动选择“程序合成回退”。这种降级会在 GVR JSON 的 audio 元数据和网页音频引擎标签中公开。</w:t>
+      </w:r>
+    </w:p>
+    <w:p>
+      <w:pPr>
+        <w:spacing w:after="120" w:line="300" w:lineRule="auto"/>
+      </w:pPr>
+      <w:r>
+        <w:rPr>
+          <w:rFonts w:ascii="Calibri" w:hAnsi="Calibri" w:eastAsia="Microsoft YaHei"/>
+          <w:i w:val="0"/>
+          <w:color w:val="102A43"/>
+          <w:sz w:val="22"/>
+        </w:rPr>
+        <w:t>SoundFont 是经过录音、裁切、循环和映射的采样音色，但这些小库的采样层、动态层和奏法数量有限。多轨 MIDI 仍可进一步驱动 Muse Sounds、Kontakt、BBC Symphony Orchestra 等专业音源。</w:t>
       </w:r>
     </w:p>
     <w:p>
@@ -8085,6 +8798,89 @@
                 <w:color w:val="102A43"/>
                 <w:sz w:val="18"/>
               </w:rPr>
+              <w:t>H_scale</w:t>
+            </w:r>
+          </w:p>
+        </w:tc>
+        <w:tc>
+          <w:tcPr>
+            <w:tcW w:type="dxa" w:w="4660"/>
+            <w:vAlign w:val="center"/>
+            <w:tcMar>
+              <w:top w:w="80" w:type="dxa"/>
+              <w:start w:w="120" w:type="dxa"/>
+              <w:bottom w:w="80" w:type="dxa"/>
+              <w:end w:w="120" w:type="dxa"/>
+            </w:tcMar>
+          </w:tcPr>
+          <w:p>
+            <w:pPr>
+              <w:spacing w:before="0" w:after="0" w:line="276" w:lineRule="auto"/>
+            </w:pPr>
+            <w:r>
+              <w:rPr>
+                <w:rFonts w:ascii="Calibri" w:hAnsi="Calibri" w:eastAsia="Microsoft YaHei"/>
+                <w:b w:val="0"/>
+                <w:color w:val="102A43"/>
+                <w:sz w:val="18"/>
+              </w:rPr>
+              <w:t>推荐模式的所有事件音级属于主音 + 调式允许集合</w:t>
+            </w:r>
+          </w:p>
+        </w:tc>
+        <w:tc>
+          <w:tcPr>
+            <w:tcW w:type="dxa" w:w="2900"/>
+            <w:vAlign w:val="center"/>
+            <w:tcMar>
+              <w:top w:w="80" w:type="dxa"/>
+              <w:start w:w="120" w:type="dxa"/>
+              <w:bottom w:w="80" w:type="dxa"/>
+              <w:end w:w="120" w:type="dxa"/>
+            </w:tcMar>
+          </w:tcPr>
+          <w:p>
+            <w:pPr>
+              <w:spacing w:before="0" w:after="0" w:line="276" w:lineRule="auto"/>
+            </w:pPr>
+            <w:r>
+              <w:rPr>
+                <w:rFonts w:ascii="Calibri" w:hAnsi="Calibri" w:eastAsia="Microsoft YaHei"/>
+                <w:b w:val="0"/>
+                <w:color w:val="102A43"/>
+                <w:sz w:val="18"/>
+              </w:rPr>
+              <w:t>投影到最近调式内 MIDI，更新证书后复检</w:t>
+            </w:r>
+          </w:p>
+        </w:tc>
+      </w:tr>
+      <w:tr>
+        <w:trPr>
+          <w:cantSplit/>
+        </w:trPr>
+        <w:tc>
+          <w:tcPr>
+            <w:tcW w:type="dxa" w:w="1800"/>
+            <w:vAlign w:val="center"/>
+            <w:tcMar>
+              <w:top w:w="80" w:type="dxa"/>
+              <w:start w:w="120" w:type="dxa"/>
+              <w:bottom w:w="80" w:type="dxa"/>
+              <w:end w:w="120" w:type="dxa"/>
+            </w:tcMar>
+          </w:tcPr>
+          <w:p>
+            <w:pPr>
+              <w:spacing w:before="0" w:after="0" w:line="276" w:lineRule="auto"/>
+            </w:pPr>
+            <w:r>
+              <w:rPr>
+                <w:rFonts w:ascii="Calibri" w:hAnsi="Calibri" w:eastAsia="Microsoft YaHei"/>
+                <w:b w:val="0"/>
+                <w:color w:val="102A43"/>
+                <w:sz w:val="18"/>
+              </w:rPr>
               <w:t>H_register</w:t>
             </w:r>
           </w:p>
@@ -8886,7 +9682,7 @@
           <w:color w:val="102A43"/>
           <w:sz w:val="22"/>
         </w:rPr>
-        <w:t>Repair：按声部分组，只做保持生物约束的局部操作，如换八度保留音级、修正时值、顺延声部内部重叠。跨声部同时发声不会被错误消除。</w:t>
+        <w:t>Repair：按声部分组，只做保持生物约束的局部操作，如换八度保留音级、把越界音投影到最近调式内音级、修正时值、顺延声部内部重叠。跨声部同时发声不会被错误消除。</w:t>
       </w:r>
     </w:p>
     <w:p>
@@ -9267,7 +10063,7 @@
           <w:color w:val="102A43"/>
           <w:sz w:val="22"/>
         </w:rPr>
-        <w:t>音高策略选“生物物理调式映射（推荐）”，调式先选多利亚，速度 96，编配层数 6。</w:t>
+        <w:t>音高策略选“生物物理调式映射（推荐）”，主音选 C、调式选多利亚，速度 96，编配层数 6。</w:t>
       </w:r>
     </w:p>
     <w:p>
@@ -9290,7 +10086,7 @@
           <w:color w:val="102A43"/>
           <w:sz w:val="22"/>
         </w:rPr>
-        <w:t>生成后确认 6 个独立声部，在 Trace 核对来源、gate_ratio、CC74、CC91 与 CC93。</w:t>
+        <w:t>生成后确认 6 个独立声部，并在 GVR 页确认 H_scale 通过；在 Trace 核对来源、gate_ratio、CC74、CC91 与 CC93。</w:t>
       </w:r>
     </w:p>
     <w:p>
@@ -10486,7 +11282,16 @@
           <w:color w:val="102A43"/>
           <w:sz w:val="18"/>
         </w:rPr>
-        <w:t xml:space="preserve">      → synth.py / exporters.py → WAV / MIDI / MusicXML / PDF / Trace</w:t>
+        <w:t xml:space="preserve">      → soundfont.py / synth.py / exporters.py</w:t>
+        <w:br/>
+      </w:r>
+      <w:r>
+        <w:rPr>
+          <w:rFonts w:ascii="Consolas" w:hAnsi="Consolas" w:eastAsia="Microsoft YaHei"/>
+          <w:color w:val="102A43"/>
+          <w:sz w:val="18"/>
+        </w:rPr>
+        <w:t xml:space="preserve">      → WAV / MIDI / MusicXML / PDF / Trace</w:t>
         <w:br/>
       </w:r>
     </w:p>
@@ -10988,7 +11793,7 @@
                 <w:color w:val="102A43"/>
                 <w:sz w:val="18"/>
               </w:rPr>
-              <w:t>synth.py</w:t>
+              <w:t>soundfont.py</w:t>
             </w:r>
           </w:p>
         </w:tc>
@@ -11014,7 +11819,7 @@
                 <w:color w:val="102A43"/>
                 <w:sz w:val="18"/>
               </w:rPr>
-              <w:t>古典乐器频谱近似、多声部混合、舞台声像、QC 滤波、WAV</w:t>
+              <w:t>SF2 文件验证、FluidSynth 采样调度、声部 preset、CC、NMA 采样背景与 WAV</w:t>
             </w:r>
           </w:p>
         </w:tc>
@@ -11045,7 +11850,7 @@
                 <w:color w:val="102A43"/>
                 <w:sz w:val="18"/>
               </w:rPr>
-              <w:t>exporters.py</w:t>
+              <w:t>synth.py</w:t>
             </w:r>
           </w:p>
         </w:tc>
@@ -11071,7 +11876,7 @@
                 <w:color w:val="102A43"/>
                 <w:sz w:val="18"/>
               </w:rPr>
-              <w:t>多轨 MIDI、多 Part MusicXML、MuseScore PDF、GVR JSON</w:t>
+              <w:t>SoundFont 不可用时的程序合成回退、QC 滤波与 WAV</w:t>
             </w:r>
           </w:p>
         </w:tc>
@@ -11102,7 +11907,7 @@
                 <w:color w:val="102A43"/>
                 <w:sz w:val="18"/>
               </w:rPr>
-              <w:t>pipeline.py</w:t>
+              <w:t>exporters.py</w:t>
             </w:r>
           </w:p>
         </w:tc>
@@ -11128,7 +11933,7 @@
                 <w:color w:val="102A43"/>
                 <w:sz w:val="18"/>
               </w:rPr>
-              <w:t>稳定的端到端 Python API</w:t>
+              <w:t>多轨 MIDI、多 Part MusicXML、MuseScore PDF、GVR JSON</w:t>
             </w:r>
           </w:p>
         </w:tc>
@@ -11159,7 +11964,7 @@
                 <w:color w:val="102A43"/>
                 <w:sz w:val="18"/>
               </w:rPr>
-              <w:t>config/pitch_mapping.csv</w:t>
+              <w:t>pipeline.py</w:t>
             </w:r>
           </w:p>
         </w:tc>
@@ -11185,7 +11990,7 @@
                 <w:color w:val="102A43"/>
                 <w:sz w:val="18"/>
               </w:rPr>
-              <w:t>20 种氨基酸音高及事实/推断状态</w:t>
+              <w:t>稳定的端到端 Python API</w:t>
             </w:r>
           </w:p>
         </w:tc>
@@ -11216,6 +12021,120 @@
                 <w:color w:val="102A43"/>
                 <w:sz w:val="18"/>
               </w:rPr>
+              <w:t>config/pitch_mapping.csv</w:t>
+            </w:r>
+          </w:p>
+        </w:tc>
+        <w:tc>
+          <w:tcPr>
+            <w:tcW w:type="dxa" w:w="6560"/>
+            <w:vAlign w:val="center"/>
+            <w:tcMar>
+              <w:top w:w="80" w:type="dxa"/>
+              <w:start w:w="120" w:type="dxa"/>
+              <w:bottom w:w="80" w:type="dxa"/>
+              <w:end w:w="120" w:type="dxa"/>
+            </w:tcMar>
+          </w:tcPr>
+          <w:p>
+            <w:pPr>
+              <w:spacing w:before="0" w:after="0" w:line="276" w:lineRule="auto"/>
+            </w:pPr>
+            <w:r>
+              <w:rPr>
+                <w:rFonts w:ascii="Calibri" w:hAnsi="Calibri" w:eastAsia="Microsoft YaHei"/>
+                <w:b w:val="0"/>
+                <w:color w:val="102A43"/>
+                <w:sz w:val="18"/>
+              </w:rPr>
+              <w:t>20 种氨基酸音高及事实/推断状态</w:t>
+            </w:r>
+          </w:p>
+        </w:tc>
+      </w:tr>
+      <w:tr>
+        <w:trPr>
+          <w:cantSplit/>
+        </w:trPr>
+        <w:tc>
+          <w:tcPr>
+            <w:tcW w:type="dxa" w:w="2800"/>
+            <w:vAlign w:val="center"/>
+            <w:tcMar>
+              <w:top w:w="80" w:type="dxa"/>
+              <w:start w:w="120" w:type="dxa"/>
+              <w:bottom w:w="80" w:type="dxa"/>
+              <w:end w:w="120" w:type="dxa"/>
+            </w:tcMar>
+          </w:tcPr>
+          <w:p>
+            <w:pPr>
+              <w:spacing w:before="0" w:after="0" w:line="276" w:lineRule="auto"/>
+            </w:pPr>
+            <w:r>
+              <w:rPr>
+                <w:rFonts w:ascii="Calibri" w:hAnsi="Calibri" w:eastAsia="Microsoft YaHei"/>
+                <w:b w:val="0"/>
+                <w:color w:val="102A43"/>
+                <w:sz w:val="18"/>
+              </w:rPr>
+              <w:t>assets/soundfonts</w:t>
+            </w:r>
+          </w:p>
+        </w:tc>
+        <w:tc>
+          <w:tcPr>
+            <w:tcW w:type="dxa" w:w="6560"/>
+            <w:vAlign w:val="center"/>
+            <w:tcMar>
+              <w:top w:w="80" w:type="dxa"/>
+              <w:start w:w="120" w:type="dxa"/>
+              <w:bottom w:w="80" w:type="dxa"/>
+              <w:end w:w="120" w:type="dxa"/>
+            </w:tcMar>
+          </w:tcPr>
+          <w:p>
+            <w:pPr>
+              <w:spacing w:before="0" w:after="0" w:line="276" w:lineRule="auto"/>
+            </w:pPr>
+            <w:r>
+              <w:rPr>
+                <w:rFonts w:ascii="Calibri" w:hAnsi="Calibri" w:eastAsia="Microsoft YaHei"/>
+                <w:b w:val="0"/>
+                <w:color w:val="102A43"/>
+                <w:sz w:val="18"/>
+              </w:rPr>
+              <w:t>三个轻量 SF2、原始 FreePats 声明、许可证来源与 SHA-256</w:t>
+            </w:r>
+          </w:p>
+        </w:tc>
+      </w:tr>
+      <w:tr>
+        <w:trPr>
+          <w:cantSplit/>
+        </w:trPr>
+        <w:tc>
+          <w:tcPr>
+            <w:tcW w:type="dxa" w:w="2800"/>
+            <w:vAlign w:val="center"/>
+            <w:tcMar>
+              <w:top w:w="80" w:type="dxa"/>
+              <w:start w:w="120" w:type="dxa"/>
+              <w:bottom w:w="80" w:type="dxa"/>
+              <w:end w:w="120" w:type="dxa"/>
+            </w:tcMar>
+          </w:tcPr>
+          <w:p>
+            <w:pPr>
+              <w:spacing w:before="0" w:after="0" w:line="276" w:lineRule="auto"/>
+            </w:pPr>
+            <w:r>
+              <w:rPr>
+                <w:rFonts w:ascii="Calibri" w:hAnsi="Calibri" w:eastAsia="Microsoft YaHei"/>
+                <w:b w:val="0"/>
+                <w:color w:val="102A43"/>
+                <w:sz w:val="18"/>
+              </w:rPr>
               <w:t>tests/test_pipeline.py</w:t>
             </w:r>
           </w:p>
@@ -11242,7 +12161,7 @@
                 <w:color w:val="102A43"/>
                 <w:sz w:val="18"/>
               </w:rPr>
-              <w:t>FASTA、PDB 连续表现、扩展调式、符号载荷、CSV 与十二音列回归测试</w:t>
+              <w:t>FASTA、PDB 连续表现、SoundFont、扩展调式、符号载荷、CSV 与十二音列回归测试</w:t>
             </w:r>
           </w:p>
         </w:tc>
